--- a/docs/汽车服务标准合同-测试.docx
+++ b/docs/汽车服务标准合同-测试.docx
@@ -39,7 +39,23 @@
           <w:rFonts w:hint="eastAsia"/>
           <w:highlight w:val="yellow"/>
         </w:rPr>
-        <w:t>甲方（委托方）：________________________</w:t>
+        <w:t>甲方（委托方）：___</w:t>
+      </w:r>
+      <w:ins w:id="0" w:author="圆圈" w:date="2026-06-25T17:16:03Z">
+        <w:r>
+          <w:rPr>
+            <w:rFonts w:hint="eastAsia"/>
+            <w:highlight w:val="yellow"/>
+          </w:rPr>
+          <w:t>XX财产保险股份有限公司XX市分公司</w:t>
+        </w:r>
+      </w:ins>
+      <w:r>
+        <w:rPr>
+          <w:rFonts w:hint="eastAsia"/>
+          <w:highlight w:val="yellow"/>
+        </w:rPr>
+        <w:t>_____</w:t>
       </w:r>
     </w:p>
     <w:p>
@@ -57,7 +73,35 @@
           <w:highlight w:val="yellow"/>
           <w:lang w:eastAsia="zh-CN"/>
         </w:rPr>
-        <w:t>统一社会信用代码：______________________</w:t>
+        <w:t>统一社会信用代码：____</w:t>
+      </w:r>
+      <w:ins w:id="1" w:author="圆圈" w:date="2026-06-25T17:16:06Z">
+        <w:r>
+          <w:rPr>
+            <w:rFonts w:ascii="宋体" w:hAnsi="宋体" w:eastAsia="宋体" w:cs="宋体"/>
+            <w:sz w:val="24"/>
+            <w:szCs w:val="24"/>
+          </w:rPr>
+          <w:t>91310100XXXXXXXXXX</w:t>
+        </w:r>
+      </w:ins>
+      <w:del w:id="2" w:author="圆圈" w:date="2026-06-25T17:16:06Z">
+        <w:r>
+          <w:rPr>
+            <w:rFonts w:hint="eastAsia"/>
+            <w:highlight w:val="yellow"/>
+            <w:lang w:eastAsia="zh-CN"/>
+          </w:rPr>
+          <w:delText>________</w:delText>
+        </w:r>
+      </w:del>
+      <w:r>
+        <w:rPr>
+          <w:rFonts w:hint="eastAsia"/>
+          <w:highlight w:val="yellow"/>
+          <w:lang w:eastAsia="zh-CN"/>
+        </w:rPr>
+        <w:t>__________</w:t>
       </w:r>
     </w:p>
     <w:p>
@@ -69,34 +113,324 @@
           <w:rFonts w:hint="eastAsia"/>
           <w:highlight w:val="cyan"/>
         </w:rPr>
+        <w:t>地址：_______</w:t>
+      </w:r>
+      <w:ins w:id="3" w:author="圆圈" w:date="2026-06-25T17:16:10Z">
+        <w:r>
+          <w:rPr>
+            <w:rFonts w:ascii="宋体" w:hAnsi="宋体" w:eastAsia="宋体" w:cs="宋体"/>
+            <w:sz w:val="24"/>
+            <w:szCs w:val="24"/>
+          </w:rPr>
+          <w:t>XX省XX市XX区金融大道88号保险大厦12层</w:t>
+        </w:r>
+      </w:ins>
+      <w:del w:id="4" w:author="圆圈" w:date="2026-06-25T17:16:10Z">
+        <w:r>
+          <w:rPr>
+            <w:rFonts w:hint="eastAsia"/>
+            <w:highlight w:val="cyan"/>
+          </w:rPr>
+          <w:delText>________________</w:delText>
+        </w:r>
+      </w:del>
+      <w:r>
+        <w:rPr>
+          <w:rFonts w:hint="eastAsia"/>
+          <w:highlight w:val="cyan"/>
+        </w:rPr>
+        <w:t>___________</w:t>
+      </w:r>
+    </w:p>
+    <w:p>
+      <w:pPr>
+        <w:pStyle w:val="15"/>
+        <w:rPr>
+          <w:highlight w:val="cyan"/>
+          <w:lang w:eastAsia="zh-CN"/>
+        </w:rPr>
+      </w:pPr>
+      <w:r>
+        <w:rPr>
+          <w:rFonts w:hint="eastAsia"/>
+          <w:highlight w:val="cyan"/>
+          <w:lang w:eastAsia="zh-CN"/>
+        </w:rPr>
+        <w:t>法定代表人/负责人：______</w:t>
+      </w:r>
+      <w:ins w:id="5" w:author="圆圈" w:date="2026-06-25T17:16:28Z">
+        <w:r>
+          <w:rPr>
+            <w:rFonts w:ascii="宋体" w:hAnsi="宋体" w:eastAsia="宋体" w:cs="宋体"/>
+            <w:sz w:val="24"/>
+            <w:szCs w:val="24"/>
+          </w:rPr>
+          <w:t>张三</w:t>
+        </w:r>
+      </w:ins>
+      <w:del w:id="6" w:author="圆圈" w:date="2026-06-25T17:16:28Z">
+        <w:r>
+          <w:rPr>
+            <w:rFonts w:hint="eastAsia"/>
+            <w:highlight w:val="cyan"/>
+            <w:lang w:eastAsia="zh-CN"/>
+          </w:rPr>
+          <w:delText>__________</w:delText>
+        </w:r>
+      </w:del>
+      <w:r>
+        <w:rPr>
+          <w:rFonts w:hint="eastAsia"/>
+          <w:highlight w:val="cyan"/>
+          <w:lang w:eastAsia="zh-CN"/>
+        </w:rPr>
+        <w:t>______</w:t>
+      </w:r>
+    </w:p>
+    <w:p>
+      <w:pPr>
+        <w:pStyle w:val="12"/>
+        <w:rPr>
+          <w:lang w:eastAsia="zh-CN"/>
+        </w:rPr>
+      </w:pPr>
+      <w:bookmarkStart w:id="0" w:name="_Hlk231913455"/>
+      <w:r>
+        <w:rPr>
+          <w:rFonts w:hint="eastAsia"/>
+          <w:lang w:eastAsia="zh-CN"/>
+        </w:rPr>
+        <w:t>联系人：</w:t>
+      </w:r>
+      <w:r>
+        <w:rPr>
+          <w:lang w:eastAsia="zh-CN"/>
+        </w:rPr>
+        <w:t>___</w:t>
+      </w:r>
+      <w:ins w:id="7" w:author="圆圈" w:date="2026-06-25T17:16:33Z">
+        <w:r>
+          <w:rPr>
+            <w:rFonts w:ascii="宋体" w:hAnsi="宋体" w:eastAsia="宋体" w:cs="宋体"/>
+            <w:sz w:val="24"/>
+            <w:szCs w:val="24"/>
+          </w:rPr>
+          <w:t>李丽</w:t>
+        </w:r>
+      </w:ins>
+      <w:del w:id="8" w:author="圆圈" w:date="2026-06-25T17:16:33Z">
+        <w:r>
+          <w:rPr>
+            <w:lang w:eastAsia="zh-CN"/>
+          </w:rPr>
+          <w:delText>_________</w:delText>
+        </w:r>
+      </w:del>
+      <w:r>
+        <w:rPr>
+          <w:lang w:eastAsia="zh-CN"/>
+        </w:rPr>
+        <w:t xml:space="preserve">____ </w:t>
+      </w:r>
+      <w:r>
+        <w:rPr>
+          <w:rFonts w:hint="eastAsia"/>
+          <w:lang w:eastAsia="zh-CN"/>
+        </w:rPr>
+        <w:t>联系电话：</w:t>
+      </w:r>
+      <w:r>
+        <w:rPr>
+          <w:lang w:eastAsia="zh-CN"/>
+        </w:rPr>
+        <w:t>____</w:t>
+      </w:r>
+      <w:ins w:id="9" w:author="圆圈" w:date="2026-06-25T17:16:37Z">
+        <w:r>
+          <w:rPr>
+            <w:rFonts w:ascii="宋体" w:hAnsi="宋体" w:eastAsia="宋体" w:cs="宋体"/>
+            <w:sz w:val="24"/>
+            <w:szCs w:val="24"/>
+          </w:rPr>
+          <w:t>13800138000</w:t>
+        </w:r>
+      </w:ins>
+      <w:del w:id="10" w:author="圆圈" w:date="2026-06-25T17:16:37Z">
+        <w:r>
+          <w:rPr>
+            <w:lang w:eastAsia="zh-CN"/>
+          </w:rPr>
+          <w:delText>_______</w:delText>
+        </w:r>
+      </w:del>
+      <w:r>
+        <w:rPr>
+          <w:lang w:eastAsia="zh-CN"/>
+        </w:rPr>
+        <w:t>_____</w:t>
+      </w:r>
+    </w:p>
+    <w:bookmarkEnd w:id="0"/>
+    <w:p>
+      <w:pPr>
+        <w:pStyle w:val="12"/>
+        <w:rPr>
+          <w:highlight w:val="yellow"/>
+          <w:lang w:eastAsia="zh-CN"/>
+        </w:rPr>
+      </w:pPr>
+    </w:p>
+    <w:p>
+      <w:pPr>
+        <w:pStyle w:val="12"/>
+        <w:rPr>
+          <w:highlight w:val="yellow"/>
+        </w:rPr>
+      </w:pPr>
+      <w:r>
+        <w:rPr>
+          <w:rFonts w:hint="eastAsia"/>
+          <w:highlight w:val="yellow"/>
+        </w:rPr>
+        <w:t>乙方（受托方）：___</w:t>
+      </w:r>
+      <w:ins w:id="11" w:author="圆圈" w:date="2026-06-25T17:17:06Z">
+        <w:r>
+          <w:rPr>
+            <w:rFonts w:ascii="宋体" w:hAnsi="宋体" w:eastAsia="宋体" w:cs="宋体"/>
+            <w:sz w:val="24"/>
+            <w:szCs w:val="24"/>
+          </w:rPr>
+          <w:t>XX汽车服务有限公司</w:t>
+        </w:r>
+      </w:ins>
+      <w:del w:id="12" w:author="圆圈" w:date="2026-06-25T17:17:06Z">
+        <w:r>
+          <w:rPr>
+            <w:rFonts w:hint="eastAsia"/>
+            <w:highlight w:val="yellow"/>
+          </w:rPr>
+          <w:delText>____________</w:delText>
+        </w:r>
+      </w:del>
+      <w:r>
+        <w:rPr>
+          <w:rFonts w:hint="eastAsia"/>
+          <w:highlight w:val="yellow"/>
+        </w:rPr>
+        <w:t>_________</w:t>
+      </w:r>
+    </w:p>
+    <w:p>
+      <w:pPr>
+        <w:pStyle w:val="12"/>
+        <w:rPr>
+          <w:highlight w:val="yellow"/>
+          <w:lang w:eastAsia="zh-CN"/>
+        </w:rPr>
+      </w:pPr>
+      <w:r>
+        <w:rPr>
+          <w:rFonts w:hint="eastAsia"/>
+          <w:highlight w:val="yellow"/>
+          <w:lang w:eastAsia="zh-CN"/>
+        </w:rPr>
+        <w:t>统一社会信用代码：_____</w:t>
+      </w:r>
+      <w:ins w:id="13" w:author="圆圈" w:date="2026-06-25T17:17:24Z">
+        <w:r>
+          <w:rPr>
+            <w:rFonts w:ascii="宋体" w:hAnsi="宋体" w:eastAsia="宋体" w:cs="宋体"/>
+            <w:sz w:val="24"/>
+            <w:szCs w:val="24"/>
+          </w:rPr>
+          <w:t>91310105YYYYYYYYYY</w:t>
+        </w:r>
+      </w:ins>
+      <w:del w:id="14" w:author="圆圈" w:date="2026-06-25T17:17:24Z">
+        <w:r>
+          <w:rPr>
+            <w:rFonts w:hint="eastAsia"/>
+            <w:highlight w:val="yellow"/>
+            <w:lang w:eastAsia="zh-CN"/>
+          </w:rPr>
+          <w:delText>____________</w:delText>
+        </w:r>
+      </w:del>
+      <w:r>
+        <w:rPr>
+          <w:rFonts w:hint="eastAsia"/>
+          <w:highlight w:val="yellow"/>
+          <w:lang w:eastAsia="zh-CN"/>
+        </w:rPr>
+        <w:t>_____</w:t>
+      </w:r>
+    </w:p>
+    <w:p>
+      <w:pPr>
+        <w:pStyle w:val="15"/>
+        <w:rPr>
+          <w:rFonts w:hint="eastAsia"/>
+          <w:highlight w:val="cyan"/>
+          <w:lang w:eastAsia="zh-CN"/>
+        </w:rPr>
+      </w:pPr>
+      <w:r>
+        <w:rPr>
+          <w:rFonts w:hint="eastAsia"/>
+          <w:highlight w:val="cyan"/>
+          <w:lang w:eastAsia="zh-CN"/>
+        </w:rPr>
+        <w:t>法定代表人/负责人：_______</w:t>
+      </w:r>
+      <w:ins w:id="15" w:author="圆圈" w:date="2026-06-25T17:17:28Z">
+        <w:r>
+          <w:rPr>
+            <w:rFonts w:ascii="宋体" w:hAnsi="宋体" w:eastAsia="宋体" w:cs="宋体"/>
+            <w:sz w:val="24"/>
+            <w:szCs w:val="24"/>
+          </w:rPr>
+          <w:t>赵浩</w:t>
+        </w:r>
+      </w:ins>
+      <w:del w:id="16" w:author="圆圈" w:date="2026-06-25T17:17:28Z">
+        <w:r>
+          <w:rPr>
+            <w:rFonts w:hint="eastAsia"/>
+            <w:highlight w:val="cyan"/>
+            <w:lang w:eastAsia="zh-CN"/>
+          </w:rPr>
+          <w:delText>_______</w:delText>
+        </w:r>
+      </w:del>
+      <w:r>
+        <w:rPr>
+          <w:rFonts w:hint="eastAsia"/>
+          <w:highlight w:val="cyan"/>
+          <w:lang w:eastAsia="zh-CN"/>
+        </w:rPr>
+        <w:t>________</w:t>
+      </w:r>
+    </w:p>
+    <w:p>
+      <w:pPr>
+        <w:pStyle w:val="12"/>
+      </w:pPr>
+      <w:r>
+        <w:rPr>
+          <w:rFonts w:hint="eastAsia"/>
+          <w:highlight w:val="cyan"/>
+        </w:rPr>
         <w:t>地址：__________________________________</w:t>
       </w:r>
     </w:p>
     <w:p>
       <w:pPr>
-        <w:pStyle w:val="15"/>
-        <w:rPr>
-          <w:highlight w:val="cyan"/>
-          <w:lang w:eastAsia="zh-CN"/>
-        </w:rPr>
-      </w:pPr>
-      <w:r>
-        <w:rPr>
-          <w:rFonts w:hint="eastAsia"/>
-          <w:highlight w:val="cyan"/>
-          <w:lang w:eastAsia="zh-CN"/>
-        </w:rPr>
-        <w:t>法定代表人/负责人：______________________</w:t>
-      </w:r>
-    </w:p>
-    <w:p>
-      <w:pPr>
         <w:pStyle w:val="12"/>
         <w:rPr>
           <w:lang w:eastAsia="zh-CN"/>
         </w:rPr>
       </w:pPr>
-      <w:bookmarkStart w:id="0" w:name="_Hlk231913455"/>
       <w:r>
         <w:rPr>
           <w:rFonts w:hint="eastAsia"/>
@@ -108,7 +442,31 @@
         <w:rPr>
           <w:lang w:eastAsia="zh-CN"/>
         </w:rPr>
-        <w:t xml:space="preserve">________________ </w:t>
+        <w:t>_____</w:t>
+      </w:r>
+      <w:ins w:id="17" w:author="圆圈" w:date="2026-06-25T17:17:38Z">
+        <w:r>
+          <w:rPr>
+            <w:rFonts w:ascii="宋体" w:hAnsi="宋体" w:eastAsia="宋体" w:cs="宋体"/>
+            <w:sz w:val="24"/>
+            <w:szCs w:val="24"/>
+          </w:rPr>
+          <w:t>王强</w:t>
+        </w:r>
+      </w:ins>
+      <w:del w:id="18" w:author="圆圈" w:date="2026-06-25T17:17:38Z">
+        <w:r>
+          <w:rPr>
+            <w:lang w:eastAsia="zh-CN"/>
+          </w:rPr>
+          <w:delText>_______</w:delText>
+        </w:r>
+      </w:del>
+      <w:r>
+        <w:rPr>
+          <w:lang w:eastAsia="zh-CN"/>
+        </w:rPr>
+        <w:t xml:space="preserve">____ </w:t>
       </w:r>
       <w:r>
         <w:rPr>
@@ -121,120 +479,38 @@
         <w:rPr>
           <w:lang w:eastAsia="zh-CN"/>
         </w:rPr>
-        <w:t>________________</w:t>
-      </w:r>
-    </w:p>
-    <w:bookmarkEnd w:id="0"/>
+        <w:t>____</w:t>
+      </w:r>
+      <w:ins w:id="19" w:author="圆圈" w:date="2026-06-25T17:17:34Z">
+        <w:r>
+          <w:rPr>
+            <w:rFonts w:ascii="宋体" w:hAnsi="宋体" w:eastAsia="宋体" w:cs="宋体"/>
+            <w:sz w:val="24"/>
+            <w:szCs w:val="24"/>
+          </w:rPr>
+          <w:t>13900139000</w:t>
+        </w:r>
+      </w:ins>
+      <w:del w:id="20" w:author="圆圈" w:date="2026-06-25T17:17:34Z">
+        <w:r>
+          <w:rPr>
+            <w:lang w:eastAsia="zh-CN"/>
+          </w:rPr>
+          <w:delText>_______</w:delText>
+        </w:r>
+      </w:del>
+      <w:r>
+        <w:rPr>
+          <w:lang w:eastAsia="zh-CN"/>
+        </w:rPr>
+        <w:t>_____</w:t>
+      </w:r>
+    </w:p>
+    <w:permEnd w:id="0"/>
     <w:p>
       <w:pPr>
         <w:pStyle w:val="12"/>
         <w:rPr>
-          <w:highlight w:val="yellow"/>
-          <w:lang w:eastAsia="zh-CN"/>
-        </w:rPr>
-      </w:pPr>
-    </w:p>
-    <w:p>
-      <w:pPr>
-        <w:pStyle w:val="12"/>
-        <w:rPr>
-          <w:highlight w:val="yellow"/>
-        </w:rPr>
-      </w:pPr>
-      <w:r>
-        <w:rPr>
-          <w:rFonts w:hint="eastAsia"/>
-          <w:highlight w:val="yellow"/>
-        </w:rPr>
-        <w:t>乙方（受托方）：________________________</w:t>
-      </w:r>
-    </w:p>
-    <w:p>
-      <w:pPr>
-        <w:pStyle w:val="12"/>
-        <w:rPr>
-          <w:highlight w:val="yellow"/>
-          <w:lang w:eastAsia="zh-CN"/>
-        </w:rPr>
-      </w:pPr>
-      <w:r>
-        <w:rPr>
-          <w:rFonts w:hint="eastAsia"/>
-          <w:highlight w:val="yellow"/>
-          <w:lang w:eastAsia="zh-CN"/>
-        </w:rPr>
-        <w:t>统一社会信用代码：______________________</w:t>
-      </w:r>
-    </w:p>
-    <w:p>
-      <w:pPr>
-        <w:pStyle w:val="15"/>
-        <w:rPr>
-          <w:rFonts w:hint="eastAsia"/>
-          <w:highlight w:val="cyan"/>
-          <w:lang w:eastAsia="zh-CN"/>
-        </w:rPr>
-      </w:pPr>
-      <w:r>
-        <w:rPr>
-          <w:rFonts w:hint="eastAsia"/>
-          <w:highlight w:val="cyan"/>
-          <w:lang w:eastAsia="zh-CN"/>
-        </w:rPr>
-        <w:t>法定代表人/负责人：______________________</w:t>
-      </w:r>
-    </w:p>
-    <w:p>
-      <w:pPr>
-        <w:pStyle w:val="12"/>
-      </w:pPr>
-      <w:r>
-        <w:rPr>
-          <w:rFonts w:hint="eastAsia"/>
-          <w:highlight w:val="cyan"/>
-        </w:rPr>
-        <w:t>地址：__________________________________</w:t>
-      </w:r>
-    </w:p>
-    <w:p>
-      <w:pPr>
-        <w:pStyle w:val="12"/>
-        <w:rPr>
-          <w:lang w:eastAsia="zh-CN"/>
-        </w:rPr>
-      </w:pPr>
-      <w:r>
-        <w:rPr>
-          <w:rFonts w:hint="eastAsia"/>
-          <w:lang w:eastAsia="zh-CN"/>
-        </w:rPr>
-        <w:t>联系人：</w:t>
-      </w:r>
-      <w:r>
-        <w:rPr>
-          <w:lang w:eastAsia="zh-CN"/>
-        </w:rPr>
-        <w:t xml:space="preserve">________________ </w:t>
-      </w:r>
-      <w:r>
-        <w:rPr>
-          <w:rFonts w:hint="eastAsia"/>
-          <w:lang w:eastAsia="zh-CN"/>
-        </w:rPr>
-        <w:t>联系电话：</w:t>
-      </w:r>
-      <w:r>
-        <w:rPr>
-          <w:lang w:eastAsia="zh-CN"/>
-        </w:rPr>
-        <w:t>________________</w:t>
-      </w:r>
-    </w:p>
-    <w:permEnd w:id="0"/>
-    <w:p>
-      <w:pPr>
-        <w:pStyle w:val="12"/>
-        <w:rPr>
           <w:lang w:eastAsia="zh-CN"/>
         </w:rPr>
       </w:pPr>
@@ -327,7 +603,35 @@
           <w:highlight w:val="cyan"/>
           <w:lang w:eastAsia="zh-CN"/>
         </w:rPr>
-        <w:t>2.1 乙方为甲方已承保客户及目标客户提供下述车辆增值服务，服务区域为：________________________（省/市/区）</w:t>
+        <w:t>2.1 乙方为甲方已承保客户及目标客户提供下述车辆增值服务，服务区域为：________</w:t>
+      </w:r>
+      <w:ins w:id="21" w:author="圆圈" w:date="2026-06-25T17:17:50Z">
+        <w:r>
+          <w:rPr>
+            <w:rFonts w:ascii="宋体" w:hAnsi="宋体" w:eastAsia="宋体" w:cs="宋体"/>
+            <w:sz w:val="24"/>
+            <w:szCs w:val="24"/>
+          </w:rPr>
+          <w:t>XX省XX市全域</w:t>
+        </w:r>
+      </w:ins>
+      <w:del w:id="22" w:author="圆圈" w:date="2026-06-25T17:17:50Z">
+        <w:r>
+          <w:rPr>
+            <w:rFonts w:hint="eastAsia"/>
+            <w:highlight w:val="cyan"/>
+            <w:lang w:eastAsia="zh-CN"/>
+          </w:rPr>
+          <w:delText>_____________</w:delText>
+        </w:r>
+      </w:del>
+      <w:r>
+        <w:rPr>
+          <w:rFonts w:hint="eastAsia"/>
+          <w:highlight w:val="cyan"/>
+          <w:lang w:eastAsia="zh-CN"/>
+        </w:rPr>
+        <w:t>___（省/市/区）</w:t>
       </w:r>
     </w:p>
     <w:p>
@@ -377,7 +681,26 @@
           <w:highlight w:val="cyan"/>
           <w:lang w:eastAsia="zh-CN"/>
         </w:rPr>
-        <w:t>服务内容及标准：包含胎压检测、底盘检测等车辆基础安全检测，不含车辆维修、零部件更换及常规保养项目；服务范围：可选择本市、本省、全国范围；服务单价：_______元 / 辆。</w:t>
+        <w:t>服务内容及标准：包含胎压检测、底盘检测等车辆基础安全检测，不含车辆维修、零部件更换及常规保养项目；服务范围：可选择本市、本省、全国范围；服务单价：____</w:t>
+      </w:r>
+      <w:ins w:id="23" w:author="圆圈" w:date="2026-06-25T17:17:57Z">
+        <w:r>
+          <w:rPr>
+            <w:rFonts w:hint="eastAsia"/>
+            <w:color w:val="000000"/>
+            <w:highlight w:val="cyan"/>
+            <w:lang w:val="en-US" w:eastAsia="zh-CN"/>
+          </w:rPr>
+          <w:t>30</w:t>
+        </w:r>
+      </w:ins>
+      <w:r>
+        <w:rPr>
+          <w:color w:val="000000"/>
+          <w:highlight w:val="cyan"/>
+          <w:lang w:eastAsia="zh-CN"/>
+        </w:rPr>
+        <w:t>___元 / 辆。</w:t>
       </w:r>
     </w:p>
     <w:p>
@@ -412,7 +735,45 @@
           <w:highlight w:val="cyan"/>
           <w:lang w:eastAsia="zh-CN"/>
         </w:rPr>
-        <w:t>服务内容及标准：包含紧急送油、车辆充电、现场换胎、车辆现场故障排查修复、拖车清障、救援咨询指导等相关服务；服务范围：可选择市区指定____公里内、本市、本省范围；服务单价：_______元 / 次。</w:t>
+        <w:t>服务内容及标准：包含紧急送油、车辆充电、现场换胎、车辆现场故障排查修复、拖车清障、救援咨询指导等相关服务；服务范围：可选择市区指定_</w:t>
+      </w:r>
+      <w:ins w:id="24" w:author="圆圈" w:date="2026-06-25T17:18:00Z">
+        <w:r>
+          <w:rPr>
+            <w:rFonts w:hint="eastAsia"/>
+            <w:color w:val="000000"/>
+            <w:highlight w:val="cyan"/>
+            <w:lang w:val="en-US" w:eastAsia="zh-CN"/>
+          </w:rPr>
+          <w:t>2</w:t>
+        </w:r>
+      </w:ins>
+      <w:r>
+        <w:rPr>
+          <w:color w:val="000000"/>
+          <w:highlight w:val="cyan"/>
+          <w:lang w:eastAsia="zh-CN"/>
+        </w:rPr>
+        <w:t>___公里内、本市、本省范围；服务单价：____</w:t>
+      </w:r>
+      <w:ins w:id="25" w:author="圆圈" w:date="2026-06-25T17:18:01Z">
+        <w:r>
+          <w:rPr>
+            <w:rFonts w:hint="eastAsia"/>
+            <w:color w:val="000000"/>
+            <w:highlight w:val="cyan"/>
+            <w:lang w:val="en-US" w:eastAsia="zh-CN"/>
+          </w:rPr>
+          <w:t>5</w:t>
+        </w:r>
+      </w:ins>
+      <w:r>
+        <w:rPr>
+          <w:color w:val="000000"/>
+          <w:highlight w:val="cyan"/>
+          <w:lang w:eastAsia="zh-CN"/>
+        </w:rPr>
+        <w:t>___元 / 次。</w:t>
       </w:r>
     </w:p>
     <w:p>
@@ -447,7 +808,45 @@
           <w:highlight w:val="cyan"/>
           <w:lang w:eastAsia="zh-CN"/>
         </w:rPr>
-        <w:t>服务内容及标准：6 年内车辆免上线年检，代为申领年检标识；6 年以上车辆代办上线年检手续并办结后送还车辆；服务范围：可选择本市、本省范围；服务单价：6 年内车辆_______元 / 次，6 年以上车辆_______元 / 次。</w:t>
+        <w:t>服务内容及标准：6 年内车辆免上线年检，代为申领年检标识；6 年以上车辆代办上线年检手续并办结后送还车辆；服务范围：可选择本市、本省范围；服务单价：6 年内车辆____</w:t>
+      </w:r>
+      <w:ins w:id="26" w:author="圆圈" w:date="2026-06-25T17:18:02Z">
+        <w:r>
+          <w:rPr>
+            <w:rFonts w:hint="eastAsia"/>
+            <w:color w:val="000000"/>
+            <w:highlight w:val="cyan"/>
+            <w:lang w:val="en-US" w:eastAsia="zh-CN"/>
+          </w:rPr>
+          <w:t>4</w:t>
+        </w:r>
+      </w:ins>
+      <w:r>
+        <w:rPr>
+          <w:color w:val="000000"/>
+          <w:highlight w:val="cyan"/>
+          <w:lang w:eastAsia="zh-CN"/>
+        </w:rPr>
+        <w:t>___元 / 次，6 年以上车辆___</w:t>
+      </w:r>
+      <w:ins w:id="27" w:author="圆圈" w:date="2026-06-25T17:18:03Z">
+        <w:r>
+          <w:rPr>
+            <w:rFonts w:hint="eastAsia"/>
+            <w:color w:val="000000"/>
+            <w:highlight w:val="cyan"/>
+            <w:lang w:val="en-US" w:eastAsia="zh-CN"/>
+          </w:rPr>
+          <w:t>5</w:t>
+        </w:r>
+      </w:ins>
+      <w:r>
+        <w:rPr>
+          <w:color w:val="000000"/>
+          <w:highlight w:val="cyan"/>
+          <w:lang w:eastAsia="zh-CN"/>
+        </w:rPr>
+        <w:t>____元 / 次。</w:t>
       </w:r>
     </w:p>
     <w:p>
@@ -482,7 +881,26 @@
           <w:highlight w:val="cyan"/>
           <w:lang w:eastAsia="zh-CN"/>
         </w:rPr>
-        <w:t>服务内容及标准：代为办理车辆违章相关全部手续；服务范围：可选择本市、本省范围；服务单价：_______元 / 次。</w:t>
+        <w:t>服务内容及标准：代为办理车辆违章相关全部手续；服务范围：可选择本市、本省范围；服务单价：___</w:t>
+      </w:r>
+      <w:ins w:id="28" w:author="圆圈" w:date="2026-06-25T17:18:05Z">
+        <w:r>
+          <w:rPr>
+            <w:rFonts w:hint="eastAsia"/>
+            <w:color w:val="000000"/>
+            <w:highlight w:val="cyan"/>
+            <w:lang w:val="en-US" w:eastAsia="zh-CN"/>
+          </w:rPr>
+          <w:t>8</w:t>
+        </w:r>
+      </w:ins>
+      <w:r>
+        <w:rPr>
+          <w:color w:val="000000"/>
+          <w:highlight w:val="cyan"/>
+          <w:lang w:eastAsia="zh-CN"/>
+        </w:rPr>
+        <w:t>____元 / 次。</w:t>
       </w:r>
     </w:p>
     <w:p>
@@ -517,7 +935,26 @@
           <w:highlight w:val="cyan"/>
           <w:lang w:eastAsia="zh-CN"/>
         </w:rPr>
-        <w:t>服务内容及标准：代为办理车辆过户相关全部手续；服务范围：可选择本市、本省范围；服务单价：_______元 / 次。</w:t>
+        <w:t>服务内容及标准：代为办理车辆过户相关全部手续；服务范围：可选择本市、本省范围；服务单价：___</w:t>
+      </w:r>
+      <w:ins w:id="29" w:author="圆圈" w:date="2026-06-25T17:18:07Z">
+        <w:r>
+          <w:rPr>
+            <w:rFonts w:hint="eastAsia"/>
+            <w:color w:val="000000"/>
+            <w:highlight w:val="cyan"/>
+            <w:lang w:val="en-US" w:eastAsia="zh-CN"/>
+          </w:rPr>
+          <w:t>9</w:t>
+        </w:r>
+      </w:ins>
+      <w:r>
+        <w:rPr>
+          <w:color w:val="000000"/>
+          <w:highlight w:val="cyan"/>
+          <w:lang w:eastAsia="zh-CN"/>
+        </w:rPr>
+        <w:t>____元 / 次。</w:t>
       </w:r>
     </w:p>
     <w:p>
@@ -551,7 +988,35 @@
           <w:highlight w:val="cyan"/>
           <w:lang w:eastAsia="zh-CN"/>
         </w:rPr>
-        <w:t>服务项目：________</w:t>
+        <w:t>服务项目：__</w:t>
+      </w:r>
+      <w:ins w:id="30" w:author="圆圈" w:date="2026-06-25T17:18:12Z">
+        <w:r>
+          <w:rPr>
+            <w:rFonts w:ascii="宋体" w:hAnsi="宋体" w:eastAsia="宋体" w:cs="宋体"/>
+            <w:sz w:val="24"/>
+            <w:szCs w:val="24"/>
+          </w:rPr>
+          <w:t>洗车养护服务</w:t>
+        </w:r>
+      </w:ins>
+      <w:del w:id="31" w:author="圆圈" w:date="2026-06-25T17:18:12Z">
+        <w:r>
+          <w:rPr>
+            <w:color w:val="000000"/>
+            <w:highlight w:val="cyan"/>
+            <w:lang w:eastAsia="zh-CN"/>
+          </w:rPr>
+          <w:delText>____</w:delText>
+        </w:r>
+      </w:del>
+      <w:r>
+        <w:rPr>
+          <w:color w:val="000000"/>
+          <w:highlight w:val="cyan"/>
+          <w:lang w:eastAsia="zh-CN"/>
+        </w:rPr>
+        <w:t>__</w:t>
       </w:r>
       <w:r>
         <w:rPr>
@@ -566,7 +1031,35 @@
           <w:highlight w:val="cyan"/>
           <w:lang w:eastAsia="zh-CN"/>
         </w:rPr>
-        <w:t>____________________</w:t>
+        <w:t>___</w:t>
+      </w:r>
+      <w:ins w:id="32" w:author="圆圈" w:date="2026-06-25T17:18:20Z">
+        <w:r>
+          <w:rPr>
+            <w:rFonts w:ascii="宋体" w:hAnsi="宋体" w:eastAsia="宋体" w:cs="宋体"/>
+            <w:sz w:val="24"/>
+            <w:szCs w:val="24"/>
+          </w:rPr>
+          <w:t>标准洗车 1 次，含车身冲洗、内饰简单吸尘</w:t>
+        </w:r>
+      </w:ins>
+      <w:del w:id="33" w:author="圆圈" w:date="2026-06-25T17:18:20Z">
+        <w:r>
+          <w:rPr>
+            <w:color w:val="000000"/>
+            <w:highlight w:val="cyan"/>
+            <w:lang w:eastAsia="zh-CN"/>
+          </w:rPr>
+          <w:delText>__________</w:delText>
+        </w:r>
+      </w:del>
+      <w:r>
+        <w:rPr>
+          <w:color w:val="000000"/>
+          <w:highlight w:val="cyan"/>
+          <w:lang w:eastAsia="zh-CN"/>
+        </w:rPr>
+        <w:t>_______</w:t>
       </w:r>
       <w:r>
         <w:rPr>
@@ -581,7 +1074,65 @@
           <w:highlight w:val="cyan"/>
           <w:lang w:eastAsia="zh-CN"/>
         </w:rPr>
-        <w:t>______________________；服务单价：_______元 / 次。</w:t>
+        <w:t>______</w:t>
+      </w:r>
+      <w:ins w:id="34" w:author="圆圈" w:date="2026-06-25T17:18:23Z">
+        <w:r>
+          <w:rPr>
+            <w:rFonts w:ascii="宋体" w:hAnsi="宋体" w:eastAsia="宋体" w:cs="宋体"/>
+            <w:sz w:val="24"/>
+            <w:szCs w:val="24"/>
+          </w:rPr>
+          <w:t>本市</w:t>
+        </w:r>
+      </w:ins>
+      <w:del w:id="35" w:author="圆圈" w:date="2026-06-25T17:18:23Z">
+        <w:r>
+          <w:rPr>
+            <w:color w:val="000000"/>
+            <w:highlight w:val="cyan"/>
+            <w:lang w:eastAsia="zh-CN"/>
+          </w:rPr>
+          <w:delText>________</w:delText>
+        </w:r>
+      </w:del>
+      <w:r>
+        <w:rPr>
+          <w:color w:val="000000"/>
+          <w:highlight w:val="cyan"/>
+          <w:lang w:eastAsia="zh-CN"/>
+        </w:rPr>
+        <w:t>________；服务单价：___</w:t>
+      </w:r>
+      <w:ins w:id="36" w:author="圆圈" w:date="2026-06-25T17:18:26Z">
+        <w:r>
+          <w:rPr>
+            <w:rFonts w:hint="eastAsia"/>
+            <w:color w:val="000000"/>
+            <w:highlight w:val="cyan"/>
+            <w:lang w:val="en-US" w:eastAsia="zh-CN"/>
+          </w:rPr>
+          <w:t>1</w:t>
+        </w:r>
+      </w:ins>
+      <w:ins w:id="37" w:author="圆圈" w:date="2026-06-25T17:18:27Z">
+        <w:r>
+          <w:rPr>
+            <w:rFonts w:hint="eastAsia"/>
+            <w:color w:val="000000"/>
+            <w:highlight w:val="cyan"/>
+            <w:lang w:val="en-US" w:eastAsia="zh-CN"/>
+          </w:rPr>
+          <w:t>8</w:t>
+        </w:r>
+      </w:ins>
+      <w:r>
+        <w:rPr>
+          <w:color w:val="000000"/>
+          <w:highlight w:val="cyan"/>
+          <w:lang w:eastAsia="zh-CN"/>
+        </w:rPr>
+        <w:t>____元 / 次。</w:t>
       </w:r>
     </w:p>
     <w:permEnd w:id="1"/>
@@ -1428,7 +1979,175 @@
           <w:highlight w:val="yellow"/>
           <w:lang w:eastAsia="zh-CN"/>
         </w:rPr>
-        <w:t>____年，自____年____月____日起至____年____月____日止。</w:t>
+        <w:t>__</w:t>
+      </w:r>
+      <w:ins w:id="38" w:author="圆圈" w:date="2026-06-25T17:18:36Z">
+        <w:r>
+          <w:rPr>
+            <w:rFonts w:hint="eastAsia"/>
+            <w:highlight w:val="yellow"/>
+            <w:lang w:val="en-US" w:eastAsia="zh-CN"/>
+          </w:rPr>
+          <w:t>2025</w:t>
+        </w:r>
+      </w:ins>
+      <w:r>
+        <w:rPr>
+          <w:highlight w:val="yellow"/>
+          <w:lang w:eastAsia="zh-CN"/>
+        </w:rPr>
+        <w:t>__年，自__</w:t>
+      </w:r>
+      <w:ins w:id="39" w:author="圆圈" w:date="2026-06-25T17:18:41Z">
+        <w:r>
+          <w:rPr>
+            <w:rFonts w:hint="eastAsia"/>
+            <w:highlight w:val="yellow"/>
+            <w:lang w:val="en-US" w:eastAsia="zh-CN"/>
+          </w:rPr>
+          <w:t>2</w:t>
+        </w:r>
+      </w:ins>
+      <w:ins w:id="40" w:author="圆圈" w:date="2026-06-25T17:19:01Z">
+        <w:r>
+          <w:rPr>
+            <w:rFonts w:hint="eastAsia"/>
+            <w:highlight w:val="yellow"/>
+            <w:lang w:val="en-US" w:eastAsia="zh-CN"/>
+          </w:rPr>
+          <w:t>02</w:t>
+        </w:r>
+      </w:ins>
+      <w:ins w:id="41" w:author="圆圈" w:date="2026-06-25T17:19:02Z">
+        <w:r>
+          <w:rPr>
+            <w:rFonts w:hint="eastAsia"/>
+            <w:highlight w:val="yellow"/>
+            <w:lang w:val="en-US" w:eastAsia="zh-CN"/>
+          </w:rPr>
+          <w:t>5</w:t>
+        </w:r>
+      </w:ins>
+      <w:r>
+        <w:rPr>
+          <w:highlight w:val="yellow"/>
+          <w:lang w:eastAsia="zh-CN"/>
+        </w:rPr>
+        <w:t>__年__</w:t>
+      </w:r>
+      <w:ins w:id="42" w:author="圆圈" w:date="2026-06-25T17:18:45Z">
+        <w:r>
+          <w:rPr>
+            <w:rFonts w:hint="eastAsia"/>
+            <w:highlight w:val="yellow"/>
+            <w:lang w:val="en-US" w:eastAsia="zh-CN"/>
+          </w:rPr>
+          <w:t>3</w:t>
+        </w:r>
+      </w:ins>
+      <w:r>
+        <w:rPr>
+          <w:highlight w:val="yellow"/>
+          <w:lang w:eastAsia="zh-CN"/>
+        </w:rPr>
+        <w:t>__月__</w:t>
+      </w:r>
+      <w:del w:id="43" w:author="圆圈" w:date="2026-06-25T17:19:07Z">
+        <w:r>
+          <w:rPr>
+            <w:highlight w:val="yellow"/>
+            <w:lang w:eastAsia="zh-CN"/>
+          </w:rPr>
+          <w:delText>_</w:delText>
+        </w:r>
+      </w:del>
+      <w:ins w:id="44" w:author="圆圈" w:date="2026-06-25T17:18:45Z">
+        <w:r>
+          <w:rPr>
+            <w:rFonts w:hint="eastAsia"/>
+            <w:highlight w:val="yellow"/>
+            <w:lang w:val="en-US" w:eastAsia="zh-CN"/>
+          </w:rPr>
+          <w:t>2</w:t>
+        </w:r>
+      </w:ins>
+      <w:r>
+        <w:rPr>
+          <w:highlight w:val="yellow"/>
+          <w:lang w:eastAsia="zh-CN"/>
+        </w:rPr>
+        <w:t>_日起至___</w:t>
+      </w:r>
+      <w:ins w:id="45" w:author="圆圈" w:date="2026-06-25T17:18:52Z">
+        <w:r>
+          <w:rPr>
+            <w:rFonts w:hint="eastAsia"/>
+            <w:highlight w:val="yellow"/>
+            <w:lang w:val="en-US" w:eastAsia="zh-CN"/>
+          </w:rPr>
+          <w:t>2</w:t>
+        </w:r>
+      </w:ins>
+      <w:ins w:id="46" w:author="圆圈" w:date="2026-06-25T17:18:53Z">
+        <w:r>
+          <w:rPr>
+            <w:rFonts w:hint="eastAsia"/>
+            <w:highlight w:val="yellow"/>
+            <w:lang w:val="en-US" w:eastAsia="zh-CN"/>
+          </w:rPr>
+          <w:t>013</w:t>
+        </w:r>
+      </w:ins>
+      <w:r>
+        <w:rPr>
+          <w:highlight w:val="yellow"/>
+          <w:lang w:eastAsia="zh-CN"/>
+        </w:rPr>
+        <w:t>_年__</w:t>
+      </w:r>
+      <w:ins w:id="47" w:author="圆圈" w:date="2026-06-25T17:18:49Z">
+        <w:r>
+          <w:rPr>
+            <w:rFonts w:hint="eastAsia"/>
+            <w:highlight w:val="yellow"/>
+            <w:lang w:val="en-US" w:eastAsia="zh-CN"/>
+          </w:rPr>
+          <w:t>1</w:t>
+        </w:r>
+      </w:ins>
+      <w:ins w:id="48" w:author="圆圈" w:date="2026-06-25T17:18:50Z">
+        <w:r>
+          <w:rPr>
+            <w:rFonts w:hint="eastAsia"/>
+            <w:highlight w:val="yellow"/>
+            <w:lang w:val="en-US" w:eastAsia="zh-CN"/>
+          </w:rPr>
+          <w:t>2</w:t>
+        </w:r>
+      </w:ins>
+      <w:r>
+        <w:rPr>
+          <w:highlight w:val="yellow"/>
+          <w:lang w:eastAsia="zh-CN"/>
+        </w:rPr>
+        <w:t>__月___</w:t>
+      </w:r>
+      <w:ins w:id="49" w:author="圆圈" w:date="2026-06-25T17:18:50Z">
+        <w:r>
+          <w:rPr>
+            <w:rFonts w:hint="eastAsia"/>
+            <w:highlight w:val="yellow"/>
+            <w:lang w:val="en-US" w:eastAsia="zh-CN"/>
+          </w:rPr>
+          <w:t>3</w:t>
+        </w:r>
+      </w:ins>
+      <w:r>
+        <w:rPr>
+          <w:highlight w:val="yellow"/>
+          <w:lang w:eastAsia="zh-CN"/>
+        </w:rPr>
+        <w:t>_日止。</w:t>
       </w:r>
     </w:p>
     <w:permEnd w:id="3"/>
@@ -2120,6 +2839,8 @@
           <w:lang w:eastAsia="zh-CN"/>
         </w:rPr>
       </w:pPr>
+      <w:bookmarkStart w:id="1" w:name="_GoBack"/>
+      <w:bookmarkEnd w:id="1"/>
     </w:p>
     <w:tbl>
       <w:tblPr>
@@ -2220,6 +2941,16 @@
               </w:rPr>
               <w:t>乙方（服务方）：</w:t>
             </w:r>
+            <w:ins w:id="50" w:author="圆圈" w:date="2026-06-25T17:19:47Z">
+              <w:r>
+                <w:rPr>
+                  <w:rFonts w:ascii="宋体" w:hAnsi="宋体" w:eastAsia="宋体" w:cs="宋体"/>
+                  <w:sz w:val="24"/>
+                  <w:szCs w:val="24"/>
+                </w:rPr>
+                <w:t>XX汽车服务有限公司</w:t>
+              </w:r>
+            </w:ins>
           </w:p>
         </w:tc>
       </w:tr>
@@ -2480,10 +3211,7 @@
         <w:pStyle w:val="12"/>
       </w:pPr>
     </w:p>
-    <w:p>
-      <w:bookmarkStart w:id="1" w:name="_GoBack"/>
-      <w:bookmarkEnd w:id="1"/>
-    </w:p>
+    <w:p/>
     <w:sectPr>
       <w:pgSz w:w="11906" w:h="16838"/>
       <w:pgMar w:top="1440" w:right="1800" w:bottom="1440" w:left="1800" w:header="851" w:footer="992" w:gutter="0"/>
@@ -2542,6 +3270,14 @@
     </w:p>
   </w:footnote>
 </w:footnotes>
+</file>
+
+<file path=word/people.xml><?xml version="1.0" encoding="utf-8"?>
+<w15:people xmlns:wpc="http://schemas.microsoft.com/office/word/2010/wordprocessingCanvas" xmlns:mc="http://schemas.openxmlformats.org/markup-compatibility/2006" xmlns:o="urn:schemas-microsoft-com:office:office" xmlns:r="http://schemas.openxmlformats.org/officeDocument/2006/relationships" xmlns:m="http://schemas.openxmlformats.org/officeDocument/2006/math" xmlns:v="urn:schemas-microsoft-com:vml" xmlns:wp14="http://schemas.microsoft.com/office/word/2010/wordprocessingDrawing" xmlns:wp="http://schemas.openxmlformats.org/drawingml/2006/wordprocessingDrawing" xmlns:w="http://schemas.openxmlformats.org/wordprocessingml/2006/main" xmlns:w14="http://schemas.microsoft.com/office/word/2010/wordml" xmlns:w15="http://schemas.microsoft.com/office/word/2012/wordml" xmlns:w10="urn:schemas-microsoft-com:office:word" xmlns:wpg="http://schemas.microsoft.com/office/word/2010/wordprocessingGroup" xmlns:wpi="http://schemas.microsoft.com/office/word/2010/wordprocessingInk" xmlns:wne="http://schemas.microsoft.com/office/word/2006/wordml" xmlns:wps="http://schemas.microsoft.com/office/word/2010/wordprocessingShape" xmlns:wpsCustomData="http://www.wps.cn/officeDocument/2013/wpsCustomData" mc:Ignorable="w14 w15 wp14">
+  <w15:person w15:author="圆圈">
+    <w15:presenceInfo w15:providerId="WPS Office" w15:userId="8860768901"/>
+  </w15:person>
+</w15:people>
 </file>
 
 <file path=word/styles.xml><?xml version="1.0" encoding="utf-8"?>
@@ -2586,8 +3322,8 @@
     <w:lsdException w:uiPriority="99" w:name="Normal Indent"/>
     <w:lsdException w:uiPriority="99" w:name="footnote text"/>
     <w:lsdException w:uiPriority="99" w:name="annotation text"/>
-    <w:lsdException w:uiPriority="99" w:semiHidden="0" w:name="header"/>
-    <w:lsdException w:uiPriority="99" w:semiHidden="0" w:name="footer"/>
+    <w:lsdException w:qFormat="1" w:uiPriority="99" w:semiHidden="0" w:name="header"/>
+    <w:lsdException w:qFormat="1" w:uiPriority="99" w:semiHidden="0" w:name="footer"/>
     <w:lsdException w:uiPriority="99" w:name="index heading"/>
     <w:lsdException w:qFormat="1" w:uiPriority="35" w:name="caption"/>
     <w:lsdException w:uiPriority="99" w:name="table of figures"/>
@@ -2658,7 +3394,7 @@
     <w:lsdException w:uiPriority="99" w:name="HTML Sample"/>
     <w:lsdException w:uiPriority="99" w:name="HTML Typewriter"/>
     <w:lsdException w:uiPriority="99" w:name="HTML Variable"/>
-    <w:lsdException w:uiPriority="99" w:name="Normal Table"/>
+    <w:lsdException w:qFormat="1" w:uiPriority="99" w:name="Normal Table"/>
     <w:lsdException w:uiPriority="99" w:name="annotation subject"/>
     <w:lsdException w:uiPriority="99" w:name="Table Simple 1"/>
     <w:lsdException w:uiPriority="99" w:name="Table Simple 2"/>
@@ -2702,7 +3438,7 @@
     <w:lsdException w:uiPriority="99" w:name="Table Web 1"/>
     <w:lsdException w:uiPriority="99" w:name="Table Web 2"/>
     <w:lsdException w:uiPriority="99" w:name="Table Web 3"/>
-    <w:lsdException w:uiPriority="99" w:name="Balloon Text"/>
+    <w:lsdException w:qFormat="1" w:uiPriority="99" w:name="Balloon Text"/>
     <w:lsdException w:qFormat="1" w:unhideWhenUsed="0" w:uiPriority="59" w:semiHidden="0" w:name="Table Grid"/>
     <w:lsdException w:uiPriority="99" w:name="Table Theme"/>
     <w:lsdException w:unhideWhenUsed="0" w:uiPriority="60" w:semiHidden="0" w:name="Light Shading"/>
@@ -2829,6 +3565,7 @@
     <w:name w:val="Normal Table"/>
     <w:semiHidden/>
     <w:unhideWhenUsed/>
+    <w:qFormat/>
     <w:uiPriority w:val="99"/>
     <w:tblPr>
       <w:tblCellMar>
@@ -2845,6 +3582,7 @@
     <w:link w:val="18"/>
     <w:semiHidden/>
     <w:unhideWhenUsed/>
+    <w:qFormat/>
     <w:uiPriority w:val="99"/>
     <w:pPr>
       <w:spacing w:after="0" w:line="240" w:lineRule="auto"/>
@@ -2859,6 +3597,7 @@
     <w:basedOn w:val="1"/>
     <w:link w:val="17"/>
     <w:unhideWhenUsed/>
+    <w:qFormat/>
     <w:uiPriority w:val="99"/>
     <w:pPr>
       <w:tabs>
@@ -2878,6 +3617,7 @@
     <w:basedOn w:val="1"/>
     <w:link w:val="16"/>
     <w:unhideWhenUsed/>
+    <w:qFormat/>
     <w:uiPriority w:val="99"/>
     <w:pPr>
       <w:pBdr>
@@ -2928,6 +3668,7 @@
   </w:style>
   <w:style w:type="paragraph" w:customStyle="1" w:styleId="9">
     <w:name w:val="Title Style"/>
+    <w:qFormat/>
     <w:uiPriority w:val="0"/>
     <w:pPr>
       <w:spacing w:after="480" w:line="360" w:lineRule="auto"/>
@@ -2943,6 +3684,7 @@
   </w:style>
   <w:style w:type="paragraph" w:customStyle="1" w:styleId="10">
     <w:name w:val="Heading 1 Style"/>
+    <w:qFormat/>
     <w:uiPriority w:val="0"/>
     <w:pPr>
       <w:spacing w:before="360" w:after="240" w:line="360" w:lineRule="auto"/>
@@ -2957,6 +3699,7 @@
   </w:style>
   <w:style w:type="paragraph" w:customStyle="1" w:styleId="11">
     <w:name w:val="Heading 2 Style"/>
+    <w:qFormat/>
     <w:uiPriority w:val="0"/>
     <w:pPr>
       <w:spacing w:before="240" w:after="120" w:line="360" w:lineRule="auto"/>
@@ -3042,6 +3785,7 @@
     <w:name w:val="页脚 字符"/>
     <w:basedOn w:val="7"/>
     <w:link w:val="3"/>
+    <w:qFormat/>
     <w:uiPriority w:val="99"/>
     <w:rPr>
       <w:rFonts w:ascii="宋体" w:hAnsi="宋体" w:cstheme="minorBidi"/>
@@ -3055,6 +3799,7 @@
     <w:basedOn w:val="7"/>
     <w:link w:val="2"/>
     <w:semiHidden/>
+    <w:qFormat/>
     <w:uiPriority w:val="99"/>
     <w:rPr>
       <w:rFonts w:ascii="宋体" w:hAnsi="宋体" w:cstheme="minorBidi"/>
